--- a/frontend/public/ปะหน้าส่งตรวจลายนิ้วมือ พฐ.docx
+++ b/frontend/public/ปะหน้าส่งตรวจลายนิ้วมือ พฐ.docx
@@ -164,6 +164,17 @@
           <w:szCs w:val="32"/>
           <w:cs/>
         </w:rPr>
+        <w:t xml:space="preserve"> </w:t>
+      </w:r>
+      <w:r>
+        <w:rPr>
+          <w:rFonts w:ascii="TH SarabunIT๙" w:hAnsi="TH SarabunIT๙" w:cs="TH SarabunIT๙" w:hint="cs"/>
+          <w:b/>
+          <w:bCs/>
+          <w:sz w:val="32"/>
+          <w:szCs w:val="32"/>
+          <w:cs/>
+        </w:rPr>
         <w:t>โทร</w:t>
       </w:r>
       <w:r>
@@ -315,6 +326,15 @@
           <w:cs/>
         </w:rPr>
         <w:t xml:space="preserve">          </w:t>
+      </w:r>
+      <w:r>
+        <w:rPr>
+          <w:rFonts w:ascii="TH SarabunIT๙" w:hAnsi="TH SarabunIT๙" w:cs="TH SarabunIT๙" w:hint="cs"/>
+          <w:sz w:val="32"/>
+          <w:szCs w:val="32"/>
+          <w:cs/>
+        </w:rPr>
+        <w:t xml:space="preserve"> </w:t>
       </w:r>
       <w:r>
         <w:rPr>
